--- a/ThuyetMinhDaNgonNgu_PRD.docx
+++ b/ThuyetMinhDaNgonNgu_PRD.docx
@@ -213,12 +213,6 @@
         <w:gridCol w:w="1760"/>
       </w:tblGrid>
       <w:tr>
-        <w:tblPrEx>
-          <w:tblCellMar>
-            <w:top w:w="0" w:type="dxa"/>
-            <w:bottom w:w="0" w:type="dxa"/>
-          </w:tblCellMar>
-        </w:tblPrEx>
         <w:trPr>
           <w:tblHeader/>
         </w:trPr>
@@ -314,12 +308,6 @@
         </w:tc>
       </w:tr>
       <w:tr>
-        <w:tblPrEx>
-          <w:tblCellMar>
-            <w:top w:w="0" w:type="dxa"/>
-            <w:bottom w:w="0" w:type="dxa"/>
-          </w:tblCellMar>
-        </w:tblPrEx>
         <w:tc>
           <w:tcPr>
             <w:tcW w:w="3200" w:type="dxa"/>
@@ -406,12 +394,6 @@
         </w:tc>
       </w:tr>
       <w:tr>
-        <w:tblPrEx>
-          <w:tblCellMar>
-            <w:top w:w="0" w:type="dxa"/>
-            <w:bottom w:w="0" w:type="dxa"/>
-          </w:tblCellMar>
-        </w:tblPrEx>
         <w:tc>
           <w:tcPr>
             <w:tcW w:w="3200" w:type="dxa"/>
@@ -498,12 +480,6 @@
         </w:tc>
       </w:tr>
       <w:tr>
-        <w:tblPrEx>
-          <w:tblCellMar>
-            <w:top w:w="0" w:type="dxa"/>
-            <w:bottom w:w="0" w:type="dxa"/>
-          </w:tblCellMar>
-        </w:tblPrEx>
         <w:tc>
           <w:tcPr>
             <w:tcW w:w="3200" w:type="dxa"/>
@@ -590,12 +566,6 @@
         </w:tc>
       </w:tr>
       <w:tr>
-        <w:tblPrEx>
-          <w:tblCellMar>
-            <w:top w:w="0" w:type="dxa"/>
-            <w:bottom w:w="0" w:type="dxa"/>
-          </w:tblCellMar>
-        </w:tblPrEx>
         <w:tc>
           <w:tcPr>
             <w:tcW w:w="3200" w:type="dxa"/>
@@ -682,12 +652,6 @@
         </w:tc>
       </w:tr>
       <w:tr>
-        <w:tblPrEx>
-          <w:tblCellMar>
-            <w:top w:w="0" w:type="dxa"/>
-            <w:bottom w:w="0" w:type="dxa"/>
-          </w:tblCellMar>
-        </w:tblPrEx>
         <w:tc>
           <w:tcPr>
             <w:tcW w:w="3200" w:type="dxa"/>
@@ -808,12 +772,6 @@
         <w:gridCol w:w="9360"/>
       </w:tblGrid>
       <w:tr>
-        <w:tblPrEx>
-          <w:tblCellMar>
-            <w:top w:w="0" w:type="dxa"/>
-            <w:bottom w:w="0" w:type="dxa"/>
-          </w:tblCellMar>
-        </w:tblPrEx>
         <w:tc>
           <w:tcPr>
             <w:tcW w:w="9360" w:type="dxa"/>
@@ -883,12 +841,6 @@
         <w:gridCol w:w="9360"/>
       </w:tblGrid>
       <w:tr>
-        <w:tblPrEx>
-          <w:tblCellMar>
-            <w:top w:w="0" w:type="dxa"/>
-            <w:bottom w:w="0" w:type="dxa"/>
-          </w:tblCellMar>
-        </w:tblPrEx>
         <w:tc>
           <w:tcPr>
             <w:tcW w:w="9360" w:type="dxa"/>
@@ -1182,12 +1134,6 @@
         <w:gridCol w:w="4360"/>
       </w:tblGrid>
       <w:tr>
-        <w:tblPrEx>
-          <w:tblCellMar>
-            <w:top w:w="0" w:type="dxa"/>
-            <w:bottom w:w="0" w:type="dxa"/>
-          </w:tblCellMar>
-        </w:tblPrEx>
         <w:trPr>
           <w:tblHeader/>
         </w:trPr>
@@ -1283,12 +1229,6 @@
         </w:tc>
       </w:tr>
       <w:tr>
-        <w:tblPrEx>
-          <w:tblCellMar>
-            <w:top w:w="0" w:type="dxa"/>
-            <w:bottom w:w="0" w:type="dxa"/>
-          </w:tblCellMar>
-        </w:tblPrEx>
         <w:tc>
           <w:tcPr>
             <w:tcW w:w="2000" w:type="dxa"/>
@@ -1375,12 +1315,6 @@
         </w:tc>
       </w:tr>
       <w:tr>
-        <w:tblPrEx>
-          <w:tblCellMar>
-            <w:top w:w="0" w:type="dxa"/>
-            <w:bottom w:w="0" w:type="dxa"/>
-          </w:tblCellMar>
-        </w:tblPrEx>
         <w:tc>
           <w:tcPr>
             <w:tcW w:w="2000" w:type="dxa"/>
@@ -1467,12 +1401,6 @@
         </w:tc>
       </w:tr>
       <w:tr>
-        <w:tblPrEx>
-          <w:tblCellMar>
-            <w:top w:w="0" w:type="dxa"/>
-            <w:bottom w:w="0" w:type="dxa"/>
-          </w:tblCellMar>
-        </w:tblPrEx>
         <w:tc>
           <w:tcPr>
             <w:tcW w:w="2000" w:type="dxa"/>
@@ -1559,12 +1487,6 @@
         </w:tc>
       </w:tr>
       <w:tr>
-        <w:tblPrEx>
-          <w:tblCellMar>
-            <w:top w:w="0" w:type="dxa"/>
-            <w:bottom w:w="0" w:type="dxa"/>
-          </w:tblCellMar>
-        </w:tblPrEx>
         <w:tc>
           <w:tcPr>
             <w:tcW w:w="2000" w:type="dxa"/>
@@ -1723,12 +1645,6 @@
         <w:gridCol w:w="1120"/>
       </w:tblGrid>
       <w:tr>
-        <w:tblPrEx>
-          <w:tblCellMar>
-            <w:top w:w="0" w:type="dxa"/>
-            <w:bottom w:w="0" w:type="dxa"/>
-          </w:tblCellMar>
-        </w:tblPrEx>
         <w:trPr>
           <w:tblHeader/>
         </w:trPr>
@@ -1854,12 +1770,6 @@
         </w:tc>
       </w:tr>
       <w:tr>
-        <w:tblPrEx>
-          <w:tblCellMar>
-            <w:top w:w="0" w:type="dxa"/>
-            <w:bottom w:w="0" w:type="dxa"/>
-          </w:tblCellMar>
-        </w:tblPrEx>
         <w:tc>
           <w:tcPr>
             <w:tcW w:w="900" w:type="dxa"/>
@@ -1974,12 +1884,6 @@
         </w:tc>
       </w:tr>
       <w:tr>
-        <w:tblPrEx>
-          <w:tblCellMar>
-            <w:top w:w="0" w:type="dxa"/>
-            <w:bottom w:w="0" w:type="dxa"/>
-          </w:tblCellMar>
-        </w:tblPrEx>
         <w:tc>
           <w:tcPr>
             <w:tcW w:w="900" w:type="dxa"/>
@@ -2094,12 +1998,6 @@
         </w:tc>
       </w:tr>
       <w:tr>
-        <w:tblPrEx>
-          <w:tblCellMar>
-            <w:top w:w="0" w:type="dxa"/>
-            <w:bottom w:w="0" w:type="dxa"/>
-          </w:tblCellMar>
-        </w:tblPrEx>
         <w:tc>
           <w:tcPr>
             <w:tcW w:w="900" w:type="dxa"/>
@@ -2214,12 +2112,6 @@
         </w:tc>
       </w:tr>
       <w:tr>
-        <w:tblPrEx>
-          <w:tblCellMar>
-            <w:top w:w="0" w:type="dxa"/>
-            <w:bottom w:w="0" w:type="dxa"/>
-          </w:tblCellMar>
-        </w:tblPrEx>
         <w:tc>
           <w:tcPr>
             <w:tcW w:w="900" w:type="dxa"/>
@@ -2334,12 +2226,6 @@
         </w:tc>
       </w:tr>
       <w:tr>
-        <w:tblPrEx>
-          <w:tblCellMar>
-            <w:top w:w="0" w:type="dxa"/>
-            <w:bottom w:w="0" w:type="dxa"/>
-          </w:tblCellMar>
-        </w:tblPrEx>
         <w:tc>
           <w:tcPr>
             <w:tcW w:w="900" w:type="dxa"/>
@@ -2496,12 +2382,6 @@
         <w:gridCol w:w="1120"/>
       </w:tblGrid>
       <w:tr>
-        <w:tblPrEx>
-          <w:tblCellMar>
-            <w:top w:w="0" w:type="dxa"/>
-            <w:bottom w:w="0" w:type="dxa"/>
-          </w:tblCellMar>
-        </w:tblPrEx>
         <w:trPr>
           <w:tblHeader/>
         </w:trPr>
@@ -2627,12 +2507,6 @@
         </w:tc>
       </w:tr>
       <w:tr>
-        <w:tblPrEx>
-          <w:tblCellMar>
-            <w:top w:w="0" w:type="dxa"/>
-            <w:bottom w:w="0" w:type="dxa"/>
-          </w:tblCellMar>
-        </w:tblPrEx>
         <w:tc>
           <w:tcPr>
             <w:tcW w:w="900" w:type="dxa"/>
@@ -2747,12 +2621,6 @@
         </w:tc>
       </w:tr>
       <w:tr>
-        <w:tblPrEx>
-          <w:tblCellMar>
-            <w:top w:w="0" w:type="dxa"/>
-            <w:bottom w:w="0" w:type="dxa"/>
-          </w:tblCellMar>
-        </w:tblPrEx>
         <w:tc>
           <w:tcPr>
             <w:tcW w:w="900" w:type="dxa"/>
@@ -2867,12 +2735,6 @@
         </w:tc>
       </w:tr>
       <w:tr>
-        <w:tblPrEx>
-          <w:tblCellMar>
-            <w:top w:w="0" w:type="dxa"/>
-            <w:bottom w:w="0" w:type="dxa"/>
-          </w:tblCellMar>
-        </w:tblPrEx>
         <w:tc>
           <w:tcPr>
             <w:tcW w:w="900" w:type="dxa"/>
@@ -2987,12 +2849,6 @@
         </w:tc>
       </w:tr>
       <w:tr>
-        <w:tblPrEx>
-          <w:tblCellMar>
-            <w:top w:w="0" w:type="dxa"/>
-            <w:bottom w:w="0" w:type="dxa"/>
-          </w:tblCellMar>
-        </w:tblPrEx>
         <w:tc>
           <w:tcPr>
             <w:tcW w:w="900" w:type="dxa"/>
@@ -3107,12 +2963,6 @@
         </w:tc>
       </w:tr>
       <w:tr>
-        <w:tblPrEx>
-          <w:tblCellMar>
-            <w:top w:w="0" w:type="dxa"/>
-            <w:bottom w:w="0" w:type="dxa"/>
-          </w:tblCellMar>
-        </w:tblPrEx>
         <w:tc>
           <w:tcPr>
             <w:tcW w:w="900" w:type="dxa"/>
@@ -3269,12 +3119,6 @@
         <w:gridCol w:w="1120"/>
       </w:tblGrid>
       <w:tr>
-        <w:tblPrEx>
-          <w:tblCellMar>
-            <w:top w:w="0" w:type="dxa"/>
-            <w:bottom w:w="0" w:type="dxa"/>
-          </w:tblCellMar>
-        </w:tblPrEx>
         <w:trPr>
           <w:tblHeader/>
         </w:trPr>
@@ -3400,12 +3244,6 @@
         </w:tc>
       </w:tr>
       <w:tr>
-        <w:tblPrEx>
-          <w:tblCellMar>
-            <w:top w:w="0" w:type="dxa"/>
-            <w:bottom w:w="0" w:type="dxa"/>
-          </w:tblCellMar>
-        </w:tblPrEx>
         <w:tc>
           <w:tcPr>
             <w:tcW w:w="900" w:type="dxa"/>
@@ -3520,12 +3358,6 @@
         </w:tc>
       </w:tr>
       <w:tr>
-        <w:tblPrEx>
-          <w:tblCellMar>
-            <w:top w:w="0" w:type="dxa"/>
-            <w:bottom w:w="0" w:type="dxa"/>
-          </w:tblCellMar>
-        </w:tblPrEx>
         <w:tc>
           <w:tcPr>
             <w:tcW w:w="900" w:type="dxa"/>
@@ -3640,12 +3472,6 @@
         </w:tc>
       </w:tr>
       <w:tr>
-        <w:tblPrEx>
-          <w:tblCellMar>
-            <w:top w:w="0" w:type="dxa"/>
-            <w:bottom w:w="0" w:type="dxa"/>
-          </w:tblCellMar>
-        </w:tblPrEx>
         <w:tc>
           <w:tcPr>
             <w:tcW w:w="900" w:type="dxa"/>
@@ -3760,12 +3586,6 @@
         </w:tc>
       </w:tr>
       <w:tr>
-        <w:tblPrEx>
-          <w:tblCellMar>
-            <w:top w:w="0" w:type="dxa"/>
-            <w:bottom w:w="0" w:type="dxa"/>
-          </w:tblCellMar>
-        </w:tblPrEx>
         <w:tc>
           <w:tcPr>
             <w:tcW w:w="900" w:type="dxa"/>
@@ -3917,12 +3737,6 @@
         <w:gridCol w:w="1093"/>
       </w:tblGrid>
       <w:tr>
-        <w:tblPrEx>
-          <w:tblCellMar>
-            <w:top w:w="0" w:type="dxa"/>
-            <w:bottom w:w="0" w:type="dxa"/>
-          </w:tblCellMar>
-        </w:tblPrEx>
         <w:trPr>
           <w:tblHeader/>
         </w:trPr>
@@ -4049,12 +3863,6 @@
         </w:tc>
       </w:tr>
       <w:tr>
-        <w:tblPrEx>
-          <w:tblCellMar>
-            <w:top w:w="0" w:type="dxa"/>
-            <w:bottom w:w="0" w:type="dxa"/>
-          </w:tblCellMar>
-        </w:tblPrEx>
         <w:tc>
           <w:tcPr>
             <w:tcW w:w="900" w:type="dxa"/>
@@ -4169,12 +3977,6 @@
         </w:tc>
       </w:tr>
       <w:tr>
-        <w:tblPrEx>
-          <w:tblCellMar>
-            <w:top w:w="0" w:type="dxa"/>
-            <w:bottom w:w="0" w:type="dxa"/>
-          </w:tblCellMar>
-        </w:tblPrEx>
         <w:tc>
           <w:tcPr>
             <w:tcW w:w="900" w:type="dxa"/>
@@ -4289,12 +4091,6 @@
         </w:tc>
       </w:tr>
       <w:tr>
-        <w:tblPrEx>
-          <w:tblCellMar>
-            <w:top w:w="0" w:type="dxa"/>
-            <w:bottom w:w="0" w:type="dxa"/>
-          </w:tblCellMar>
-        </w:tblPrEx>
         <w:tc>
           <w:tcPr>
             <w:tcW w:w="900" w:type="dxa"/>
@@ -4409,12 +4205,6 @@
         </w:tc>
       </w:tr>
       <w:tr>
-        <w:tblPrEx>
-          <w:tblCellMar>
-            <w:top w:w="0" w:type="dxa"/>
-            <w:bottom w:w="0" w:type="dxa"/>
-          </w:tblCellMar>
-        </w:tblPrEx>
         <w:tc>
           <w:tcPr>
             <w:tcW w:w="900" w:type="dxa"/>
@@ -4529,12 +4319,6 @@
         </w:tc>
       </w:tr>
       <w:tr>
-        <w:tblPrEx>
-          <w:tblCellMar>
-            <w:top w:w="0" w:type="dxa"/>
-            <w:bottom w:w="0" w:type="dxa"/>
-          </w:tblCellMar>
-        </w:tblPrEx>
         <w:tc>
           <w:tcPr>
             <w:tcW w:w="900" w:type="dxa"/>
@@ -4649,12 +4433,6 @@
         </w:tc>
       </w:tr>
       <w:tr>
-        <w:tblPrEx>
-          <w:tblCellMar>
-            <w:top w:w="0" w:type="dxa"/>
-            <w:bottom w:w="0" w:type="dxa"/>
-          </w:tblCellMar>
-        </w:tblPrEx>
         <w:tc>
           <w:tcPr>
             <w:tcW w:w="900" w:type="dxa"/>
@@ -4769,12 +4547,6 @@
         </w:tc>
       </w:tr>
       <w:tr>
-        <w:tblPrEx>
-          <w:tblCellMar>
-            <w:top w:w="0" w:type="dxa"/>
-            <w:bottom w:w="0" w:type="dxa"/>
-          </w:tblCellMar>
-        </w:tblPrEx>
         <w:tc>
           <w:tcPr>
             <w:tcW w:w="900" w:type="dxa"/>
@@ -4926,12 +4698,6 @@
         <w:gridCol w:w="1093"/>
       </w:tblGrid>
       <w:tr>
-        <w:tblPrEx>
-          <w:tblCellMar>
-            <w:top w:w="0" w:type="dxa"/>
-            <w:bottom w:w="0" w:type="dxa"/>
-          </w:tblCellMar>
-        </w:tblPrEx>
         <w:trPr>
           <w:tblHeader/>
         </w:trPr>
@@ -5057,12 +4823,6 @@
         </w:tc>
       </w:tr>
       <w:tr>
-        <w:tblPrEx>
-          <w:tblCellMar>
-            <w:top w:w="0" w:type="dxa"/>
-            <w:bottom w:w="0" w:type="dxa"/>
-          </w:tblCellMar>
-        </w:tblPrEx>
         <w:tc>
           <w:tcPr>
             <w:tcW w:w="900" w:type="dxa"/>
@@ -5177,12 +4937,6 @@
         </w:tc>
       </w:tr>
       <w:tr>
-        <w:tblPrEx>
-          <w:tblCellMar>
-            <w:top w:w="0" w:type="dxa"/>
-            <w:bottom w:w="0" w:type="dxa"/>
-          </w:tblCellMar>
-        </w:tblPrEx>
         <w:tc>
           <w:tcPr>
             <w:tcW w:w="900" w:type="dxa"/>
@@ -5297,12 +5051,6 @@
         </w:tc>
       </w:tr>
       <w:tr>
-        <w:tblPrEx>
-          <w:tblCellMar>
-            <w:top w:w="0" w:type="dxa"/>
-            <w:bottom w:w="0" w:type="dxa"/>
-          </w:tblCellMar>
-        </w:tblPrEx>
         <w:tc>
           <w:tcPr>
             <w:tcW w:w="900" w:type="dxa"/>
@@ -5417,12 +5165,6 @@
         </w:tc>
       </w:tr>
       <w:tr>
-        <w:tblPrEx>
-          <w:tblCellMar>
-            <w:top w:w="0" w:type="dxa"/>
-            <w:bottom w:w="0" w:type="dxa"/>
-          </w:tblCellMar>
-        </w:tblPrEx>
         <w:tc>
           <w:tcPr>
             <w:tcW w:w="900" w:type="dxa"/>
@@ -5537,12 +5279,6 @@
         </w:tc>
       </w:tr>
       <w:tr>
-        <w:tblPrEx>
-          <w:tblCellMar>
-            <w:top w:w="0" w:type="dxa"/>
-            <w:bottom w:w="0" w:type="dxa"/>
-          </w:tblCellMar>
-        </w:tblPrEx>
         <w:tc>
           <w:tcPr>
             <w:tcW w:w="900" w:type="dxa"/>
@@ -5657,12 +5393,6 @@
         </w:tc>
       </w:tr>
       <w:tr>
-        <w:tblPrEx>
-          <w:tblCellMar>
-            <w:top w:w="0" w:type="dxa"/>
-            <w:bottom w:w="0" w:type="dxa"/>
-          </w:tblCellMar>
-        </w:tblPrEx>
         <w:tc>
           <w:tcPr>
             <w:tcW w:w="900" w:type="dxa"/>
@@ -5777,12 +5507,6 @@
         </w:tc>
       </w:tr>
       <w:tr>
-        <w:tblPrEx>
-          <w:tblCellMar>
-            <w:top w:w="0" w:type="dxa"/>
-            <w:bottom w:w="0" w:type="dxa"/>
-          </w:tblCellMar>
-        </w:tblPrEx>
         <w:tc>
           <w:tcPr>
             <w:tcW w:w="900" w:type="dxa"/>
@@ -6330,12 +6054,6 @@
         <w:gridCol w:w="6360"/>
       </w:tblGrid>
       <w:tr>
-        <w:tblPrEx>
-          <w:tblCellMar>
-            <w:top w:w="0" w:type="dxa"/>
-            <w:bottom w:w="0" w:type="dxa"/>
-          </w:tblCellMar>
-        </w:tblPrEx>
         <w:trPr>
           <w:tblHeader/>
         </w:trPr>
@@ -6401,12 +6119,6 @@
         </w:tc>
       </w:tr>
       <w:tr>
-        <w:tblPrEx>
-          <w:tblCellMar>
-            <w:top w:w="0" w:type="dxa"/>
-            <w:bottom w:w="0" w:type="dxa"/>
-          </w:tblCellMar>
-        </w:tblPrEx>
         <w:tc>
           <w:tcPr>
             <w:tcW w:w="3000" w:type="dxa"/>
@@ -6465,12 +6177,6 @@
         </w:tc>
       </w:tr>
       <w:tr>
-        <w:tblPrEx>
-          <w:tblCellMar>
-            <w:top w:w="0" w:type="dxa"/>
-            <w:bottom w:w="0" w:type="dxa"/>
-          </w:tblCellMar>
-        </w:tblPrEx>
         <w:tc>
           <w:tcPr>
             <w:tcW w:w="3000" w:type="dxa"/>
@@ -6529,12 +6235,6 @@
         </w:tc>
       </w:tr>
       <w:tr>
-        <w:tblPrEx>
-          <w:tblCellMar>
-            <w:top w:w="0" w:type="dxa"/>
-            <w:bottom w:w="0" w:type="dxa"/>
-          </w:tblCellMar>
-        </w:tblPrEx>
         <w:tc>
           <w:tcPr>
             <w:tcW w:w="3000" w:type="dxa"/>
@@ -6593,12 +6293,6 @@
         </w:tc>
       </w:tr>
       <w:tr>
-        <w:tblPrEx>
-          <w:tblCellMar>
-            <w:top w:w="0" w:type="dxa"/>
-            <w:bottom w:w="0" w:type="dxa"/>
-          </w:tblCellMar>
-        </w:tblPrEx>
         <w:tc>
           <w:tcPr>
             <w:tcW w:w="3000" w:type="dxa"/>
@@ -6657,12 +6351,6 @@
         </w:tc>
       </w:tr>
       <w:tr>
-        <w:tblPrEx>
-          <w:tblCellMar>
-            <w:top w:w="0" w:type="dxa"/>
-            <w:bottom w:w="0" w:type="dxa"/>
-          </w:tblCellMar>
-        </w:tblPrEx>
         <w:tc>
           <w:tcPr>
             <w:tcW w:w="3000" w:type="dxa"/>
@@ -6796,12 +6484,6 @@
         <w:gridCol w:w="2360"/>
       </w:tblGrid>
       <w:tr>
-        <w:tblPrEx>
-          <w:tblCellMar>
-            <w:top w:w="0" w:type="dxa"/>
-            <w:bottom w:w="0" w:type="dxa"/>
-          </w:tblCellMar>
-        </w:tblPrEx>
         <w:trPr>
           <w:tblHeader/>
         </w:trPr>
@@ -6927,12 +6609,6 @@
         </w:tc>
       </w:tr>
       <w:tr>
-        <w:tblPrEx>
-          <w:tblCellMar>
-            <w:top w:w="0" w:type="dxa"/>
-            <w:bottom w:w="0" w:type="dxa"/>
-          </w:tblCellMar>
-        </w:tblPrEx>
         <w:tc>
           <w:tcPr>
             <w:tcW w:w="2000" w:type="dxa"/>
@@ -7047,12 +6723,6 @@
         </w:tc>
       </w:tr>
       <w:tr>
-        <w:tblPrEx>
-          <w:tblCellMar>
-            <w:top w:w="0" w:type="dxa"/>
-            <w:bottom w:w="0" w:type="dxa"/>
-          </w:tblCellMar>
-        </w:tblPrEx>
         <w:tc>
           <w:tcPr>
             <w:tcW w:w="2000" w:type="dxa"/>
@@ -7167,12 +6837,6 @@
         </w:tc>
       </w:tr>
       <w:tr>
-        <w:tblPrEx>
-          <w:tblCellMar>
-            <w:top w:w="0" w:type="dxa"/>
-            <w:bottom w:w="0" w:type="dxa"/>
-          </w:tblCellMar>
-        </w:tblPrEx>
         <w:tc>
           <w:tcPr>
             <w:tcW w:w="2000" w:type="dxa"/>
@@ -7324,12 +6988,6 @@
         <w:gridCol w:w="3860"/>
       </w:tblGrid>
       <w:tr>
-        <w:tblPrEx>
-          <w:tblCellMar>
-            <w:top w:w="0" w:type="dxa"/>
-            <w:bottom w:w="0" w:type="dxa"/>
-          </w:tblCellMar>
-        </w:tblPrEx>
         <w:trPr>
           <w:tblHeader/>
         </w:trPr>
@@ -7455,12 +7113,6 @@
         </w:tc>
       </w:tr>
       <w:tr>
-        <w:tblPrEx>
-          <w:tblCellMar>
-            <w:top w:w="0" w:type="dxa"/>
-            <w:bottom w:w="0" w:type="dxa"/>
-          </w:tblCellMar>
-        </w:tblPrEx>
         <w:tc>
           <w:tcPr>
             <w:tcW w:w="1500" w:type="dxa"/>
@@ -7575,12 +7227,6 @@
         </w:tc>
       </w:tr>
       <w:tr>
-        <w:tblPrEx>
-          <w:tblCellMar>
-            <w:top w:w="0" w:type="dxa"/>
-            <w:bottom w:w="0" w:type="dxa"/>
-          </w:tblCellMar>
-        </w:tblPrEx>
         <w:tc>
           <w:tcPr>
             <w:tcW w:w="1500" w:type="dxa"/>
@@ -7695,12 +7341,6 @@
         </w:tc>
       </w:tr>
       <w:tr>
-        <w:tblPrEx>
-          <w:tblCellMar>
-            <w:top w:w="0" w:type="dxa"/>
-            <w:bottom w:w="0" w:type="dxa"/>
-          </w:tblCellMar>
-        </w:tblPrEx>
         <w:tc>
           <w:tcPr>
             <w:tcW w:w="1500" w:type="dxa"/>
@@ -7815,12 +7455,6 @@
         </w:tc>
       </w:tr>
       <w:tr>
-        <w:tblPrEx>
-          <w:tblCellMar>
-            <w:top w:w="0" w:type="dxa"/>
-            <w:bottom w:w="0" w:type="dxa"/>
-          </w:tblCellMar>
-        </w:tblPrEx>
         <w:tc>
           <w:tcPr>
             <w:tcW w:w="1500" w:type="dxa"/>
@@ -7935,12 +7569,6 @@
         </w:tc>
       </w:tr>
       <w:tr>
-        <w:tblPrEx>
-          <w:tblCellMar>
-            <w:top w:w="0" w:type="dxa"/>
-            <w:bottom w:w="0" w:type="dxa"/>
-          </w:tblCellMar>
-        </w:tblPrEx>
         <w:tc>
           <w:tcPr>
             <w:tcW w:w="1500" w:type="dxa"/>
@@ -8055,12 +7683,6 @@
         </w:tc>
       </w:tr>
       <w:tr>
-        <w:tblPrEx>
-          <w:tblCellMar>
-            <w:top w:w="0" w:type="dxa"/>
-            <w:bottom w:w="0" w:type="dxa"/>
-          </w:tblCellMar>
-        </w:tblPrEx>
         <w:tc>
           <w:tcPr>
             <w:tcW w:w="1500" w:type="dxa"/>
@@ -8175,12 +7797,6 @@
         </w:tc>
       </w:tr>
       <w:tr>
-        <w:tblPrEx>
-          <w:tblCellMar>
-            <w:top w:w="0" w:type="dxa"/>
-            <w:bottom w:w="0" w:type="dxa"/>
-          </w:tblCellMar>
-        </w:tblPrEx>
         <w:tc>
           <w:tcPr>
             <w:tcW w:w="1500" w:type="dxa"/>
@@ -8295,12 +7911,6 @@
         </w:tc>
       </w:tr>
       <w:tr>
-        <w:tblPrEx>
-          <w:tblCellMar>
-            <w:top w:w="0" w:type="dxa"/>
-            <w:bottom w:w="0" w:type="dxa"/>
-          </w:tblCellMar>
-        </w:tblPrEx>
         <w:tc>
           <w:tcPr>
             <w:tcW w:w="1500" w:type="dxa"/>
@@ -8415,12 +8025,6 @@
         </w:tc>
       </w:tr>
       <w:tr>
-        <w:tblPrEx>
-          <w:tblCellMar>
-            <w:top w:w="0" w:type="dxa"/>
-            <w:bottom w:w="0" w:type="dxa"/>
-          </w:tblCellMar>
-        </w:tblPrEx>
         <w:tc>
           <w:tcPr>
             <w:tcW w:w="1500" w:type="dxa"/>
@@ -8587,12 +8191,6 @@
         <w:gridCol w:w="4739"/>
       </w:tblGrid>
       <w:tr>
-        <w:tblPrEx>
-          <w:tblCellMar>
-            <w:top w:w="0" w:type="dxa"/>
-            <w:bottom w:w="0" w:type="dxa"/>
-          </w:tblCellMar>
-        </w:tblPrEx>
         <w:trPr>
           <w:tblHeader/>
         </w:trPr>
@@ -8688,12 +8286,6 @@
         </w:tc>
       </w:tr>
       <w:tr>
-        <w:tblPrEx>
-          <w:tblCellMar>
-            <w:top w:w="0" w:type="dxa"/>
-            <w:bottom w:w="0" w:type="dxa"/>
-          </w:tblCellMar>
-        </w:tblPrEx>
         <w:tc>
           <w:tcPr>
             <w:tcW w:w="2000" w:type="dxa"/>
@@ -8780,12 +8372,6 @@
         </w:tc>
       </w:tr>
       <w:tr>
-        <w:tblPrEx>
-          <w:tblCellMar>
-            <w:top w:w="0" w:type="dxa"/>
-            <w:bottom w:w="0" w:type="dxa"/>
-          </w:tblCellMar>
-        </w:tblPrEx>
         <w:tc>
           <w:tcPr>
             <w:tcW w:w="2000" w:type="dxa"/>
@@ -8872,12 +8458,6 @@
         </w:tc>
       </w:tr>
       <w:tr>
-        <w:tblPrEx>
-          <w:tblCellMar>
-            <w:top w:w="0" w:type="dxa"/>
-            <w:bottom w:w="0" w:type="dxa"/>
-          </w:tblCellMar>
-        </w:tblPrEx>
         <w:tc>
           <w:tcPr>
             <w:tcW w:w="2000" w:type="dxa"/>
@@ -8964,12 +8544,6 @@
         </w:tc>
       </w:tr>
       <w:tr>
-        <w:tblPrEx>
-          <w:tblCellMar>
-            <w:top w:w="0" w:type="dxa"/>
-            <w:bottom w:w="0" w:type="dxa"/>
-          </w:tblCellMar>
-        </w:tblPrEx>
         <w:tc>
           <w:tcPr>
             <w:tcW w:w="2000" w:type="dxa"/>
@@ -9057,12 +8631,6 @@
         </w:tc>
       </w:tr>
       <w:tr>
-        <w:tblPrEx>
-          <w:tblCellMar>
-            <w:top w:w="0" w:type="dxa"/>
-            <w:bottom w:w="0" w:type="dxa"/>
-          </w:tblCellMar>
-        </w:tblPrEx>
         <w:tc>
           <w:tcPr>
             <w:tcW w:w="2000" w:type="dxa"/>
@@ -9149,12 +8717,6 @@
         </w:tc>
       </w:tr>
       <w:tr>
-        <w:tblPrEx>
-          <w:tblCellMar>
-            <w:top w:w="0" w:type="dxa"/>
-            <w:bottom w:w="0" w:type="dxa"/>
-          </w:tblCellMar>
-        </w:tblPrEx>
         <w:tc>
           <w:tcPr>
             <w:tcW w:w="2000" w:type="dxa"/>
@@ -9241,12 +8803,6 @@
         </w:tc>
       </w:tr>
       <w:tr>
-        <w:tblPrEx>
-          <w:tblCellMar>
-            <w:top w:w="0" w:type="dxa"/>
-            <w:bottom w:w="0" w:type="dxa"/>
-          </w:tblCellMar>
-        </w:tblPrEx>
         <w:tc>
           <w:tcPr>
             <w:tcW w:w="2000" w:type="dxa"/>
@@ -9333,12 +8889,6 @@
         </w:tc>
       </w:tr>
       <w:tr>
-        <w:tblPrEx>
-          <w:tblCellMar>
-            <w:top w:w="0" w:type="dxa"/>
-            <w:bottom w:w="0" w:type="dxa"/>
-          </w:tblCellMar>
-        </w:tblPrEx>
         <w:tc>
           <w:tcPr>
             <w:tcW w:w="2000" w:type="dxa"/>
@@ -9512,12 +9062,6 @@
         <w:gridCol w:w="3860"/>
       </w:tblGrid>
       <w:tr>
-        <w:tblPrEx>
-          <w:tblCellMar>
-            <w:top w:w="0" w:type="dxa"/>
-            <w:bottom w:w="0" w:type="dxa"/>
-          </w:tblCellMar>
-        </w:tblPrEx>
         <w:trPr>
           <w:tblHeader/>
         </w:trPr>
@@ -9613,12 +9157,6 @@
         </w:tc>
       </w:tr>
       <w:tr>
-        <w:tblPrEx>
-          <w:tblCellMar>
-            <w:top w:w="0" w:type="dxa"/>
-            <w:bottom w:w="0" w:type="dxa"/>
-          </w:tblCellMar>
-        </w:tblPrEx>
         <w:tc>
           <w:tcPr>
             <w:tcW w:w="2500" w:type="dxa"/>
@@ -9746,12 +9284,6 @@
         <w:gridCol w:w="3414"/>
       </w:tblGrid>
       <w:tr>
-        <w:tblPrEx>
-          <w:tblCellMar>
-            <w:top w:w="0" w:type="dxa"/>
-            <w:bottom w:w="0" w:type="dxa"/>
-          </w:tblCellMar>
-        </w:tblPrEx>
         <w:trPr>
           <w:tblHeader/>
         </w:trPr>
@@ -9847,12 +9379,6 @@
         </w:tc>
       </w:tr>
       <w:tr>
-        <w:tblPrEx>
-          <w:tblCellMar>
-            <w:top w:w="0" w:type="dxa"/>
-            <w:bottom w:w="0" w:type="dxa"/>
-          </w:tblCellMar>
-        </w:tblPrEx>
         <w:tc>
           <w:tcPr>
             <w:tcW w:w="2800" w:type="dxa"/>
@@ -9939,12 +9465,6 @@
         </w:tc>
       </w:tr>
       <w:tr>
-        <w:tblPrEx>
-          <w:tblCellMar>
-            <w:top w:w="0" w:type="dxa"/>
-            <w:bottom w:w="0" w:type="dxa"/>
-          </w:tblCellMar>
-        </w:tblPrEx>
         <w:tc>
           <w:tcPr>
             <w:tcW w:w="2800" w:type="dxa"/>
@@ -10031,12 +9551,6 @@
         </w:tc>
       </w:tr>
       <w:tr>
-        <w:tblPrEx>
-          <w:tblCellMar>
-            <w:top w:w="0" w:type="dxa"/>
-            <w:bottom w:w="0" w:type="dxa"/>
-          </w:tblCellMar>
-        </w:tblPrEx>
         <w:tc>
           <w:tcPr>
             <w:tcW w:w="2800" w:type="dxa"/>
@@ -10123,12 +9637,6 @@
         </w:tc>
       </w:tr>
       <w:tr>
-        <w:tblPrEx>
-          <w:tblCellMar>
-            <w:top w:w="0" w:type="dxa"/>
-            <w:bottom w:w="0" w:type="dxa"/>
-          </w:tblCellMar>
-        </w:tblPrEx>
         <w:tc>
           <w:tcPr>
             <w:tcW w:w="2800" w:type="dxa"/>
@@ -10215,12 +9723,6 @@
         </w:tc>
       </w:tr>
       <w:tr>
-        <w:tblPrEx>
-          <w:tblCellMar>
-            <w:top w:w="0" w:type="dxa"/>
-            <w:bottom w:w="0" w:type="dxa"/>
-          </w:tblCellMar>
-        </w:tblPrEx>
         <w:tc>
           <w:tcPr>
             <w:tcW w:w="2800" w:type="dxa"/>
@@ -10307,12 +9809,6 @@
         </w:tc>
       </w:tr>
       <w:tr>
-        <w:tblPrEx>
-          <w:tblCellMar>
-            <w:top w:w="0" w:type="dxa"/>
-            <w:bottom w:w="0" w:type="dxa"/>
-          </w:tblCellMar>
-        </w:tblPrEx>
         <w:tc>
           <w:tcPr>
             <w:tcW w:w="2800" w:type="dxa"/>
@@ -10399,12 +9895,6 @@
         </w:tc>
       </w:tr>
       <w:tr>
-        <w:tblPrEx>
-          <w:tblCellMar>
-            <w:top w:w="0" w:type="dxa"/>
-            <w:bottom w:w="0" w:type="dxa"/>
-          </w:tblCellMar>
-        </w:tblPrEx>
         <w:tc>
           <w:tcPr>
             <w:tcW w:w="2800" w:type="dxa"/>
@@ -10532,12 +10022,6 @@
         <w:gridCol w:w="3352"/>
       </w:tblGrid>
       <w:tr>
-        <w:tblPrEx>
-          <w:tblCellMar>
-            <w:top w:w="0" w:type="dxa"/>
-            <w:bottom w:w="0" w:type="dxa"/>
-          </w:tblCellMar>
-        </w:tblPrEx>
         <w:trPr>
           <w:tblHeader/>
         </w:trPr>
@@ -10633,12 +10117,6 @@
         </w:tc>
       </w:tr>
       <w:tr>
-        <w:tblPrEx>
-          <w:tblCellMar>
-            <w:top w:w="0" w:type="dxa"/>
-            <w:bottom w:w="0" w:type="dxa"/>
-          </w:tblCellMar>
-        </w:tblPrEx>
         <w:tc>
           <w:tcPr>
             <w:tcW w:w="2800" w:type="dxa"/>
@@ -10725,12 +10203,6 @@
         </w:tc>
       </w:tr>
       <w:tr>
-        <w:tblPrEx>
-          <w:tblCellMar>
-            <w:top w:w="0" w:type="dxa"/>
-            <w:bottom w:w="0" w:type="dxa"/>
-          </w:tblCellMar>
-        </w:tblPrEx>
         <w:tc>
           <w:tcPr>
             <w:tcW w:w="2800" w:type="dxa"/>
@@ -10817,12 +10289,6 @@
         </w:tc>
       </w:tr>
       <w:tr>
-        <w:tblPrEx>
-          <w:tblCellMar>
-            <w:top w:w="0" w:type="dxa"/>
-            <w:bottom w:w="0" w:type="dxa"/>
-          </w:tblCellMar>
-        </w:tblPrEx>
         <w:tc>
           <w:tcPr>
             <w:tcW w:w="2800" w:type="dxa"/>
@@ -10946,12 +10412,6 @@
         <w:gridCol w:w="3400"/>
       </w:tblGrid>
       <w:tr>
-        <w:tblPrEx>
-          <w:tblCellMar>
-            <w:top w:w="0" w:type="dxa"/>
-            <w:bottom w:w="0" w:type="dxa"/>
-          </w:tblCellMar>
-        </w:tblPrEx>
         <w:trPr>
           <w:tblHeader/>
         </w:trPr>
@@ -11077,12 +10537,6 @@
         </w:tc>
       </w:tr>
       <w:tr>
-        <w:tblPrEx>
-          <w:tblCellMar>
-            <w:top w:w="0" w:type="dxa"/>
-            <w:bottom w:w="0" w:type="dxa"/>
-          </w:tblCellMar>
-        </w:tblPrEx>
         <w:tc>
           <w:tcPr>
             <w:tcW w:w="1800" w:type="dxa"/>
@@ -11197,12 +10651,6 @@
         </w:tc>
       </w:tr>
       <w:tr>
-        <w:tblPrEx>
-          <w:tblCellMar>
-            <w:top w:w="0" w:type="dxa"/>
-            <w:bottom w:w="0" w:type="dxa"/>
-          </w:tblCellMar>
-        </w:tblPrEx>
         <w:tc>
           <w:tcPr>
             <w:tcW w:w="1800" w:type="dxa"/>
@@ -11317,12 +10765,6 @@
         </w:tc>
       </w:tr>
       <w:tr>
-        <w:tblPrEx>
-          <w:tblCellMar>
-            <w:top w:w="0" w:type="dxa"/>
-            <w:bottom w:w="0" w:type="dxa"/>
-          </w:tblCellMar>
-        </w:tblPrEx>
         <w:tc>
           <w:tcPr>
             <w:tcW w:w="1800" w:type="dxa"/>
@@ -11438,12 +10880,6 @@
         </w:tc>
       </w:tr>
       <w:tr>
-        <w:tblPrEx>
-          <w:tblCellMar>
-            <w:top w:w="0" w:type="dxa"/>
-            <w:bottom w:w="0" w:type="dxa"/>
-          </w:tblCellMar>
-        </w:tblPrEx>
         <w:tc>
           <w:tcPr>
             <w:tcW w:w="1800" w:type="dxa"/>
@@ -11558,12 +10994,6 @@
         </w:tc>
       </w:tr>
       <w:tr>
-        <w:tblPrEx>
-          <w:tblCellMar>
-            <w:top w:w="0" w:type="dxa"/>
-            <w:bottom w:w="0" w:type="dxa"/>
-          </w:tblCellMar>
-        </w:tblPrEx>
         <w:tc>
           <w:tcPr>
             <w:tcW w:w="1800" w:type="dxa"/>
@@ -11678,12 +11108,6 @@
         </w:tc>
       </w:tr>
       <w:tr>
-        <w:tblPrEx>
-          <w:tblCellMar>
-            <w:top w:w="0" w:type="dxa"/>
-            <w:bottom w:w="0" w:type="dxa"/>
-          </w:tblCellMar>
-        </w:tblPrEx>
         <w:tc>
           <w:tcPr>
             <w:tcW w:w="1800" w:type="dxa"/>
@@ -11798,12 +11222,6 @@
         </w:tc>
       </w:tr>
       <w:tr>
-        <w:tblPrEx>
-          <w:tblCellMar>
-            <w:top w:w="0" w:type="dxa"/>
-            <w:bottom w:w="0" w:type="dxa"/>
-          </w:tblCellMar>
-        </w:tblPrEx>
         <w:tc>
           <w:tcPr>
             <w:tcW w:w="1800" w:type="dxa"/>
@@ -11918,12 +11336,6 @@
         </w:tc>
       </w:tr>
       <w:tr>
-        <w:tblPrEx>
-          <w:tblCellMar>
-            <w:top w:w="0" w:type="dxa"/>
-            <w:bottom w:w="0" w:type="dxa"/>
-          </w:tblCellMar>
-        </w:tblPrEx>
         <w:tc>
           <w:tcPr>
             <w:tcW w:w="1800" w:type="dxa"/>
@@ -12038,12 +11450,6 @@
         </w:tc>
       </w:tr>
       <w:tr>
-        <w:tblPrEx>
-          <w:tblCellMar>
-            <w:top w:w="0" w:type="dxa"/>
-            <w:bottom w:w="0" w:type="dxa"/>
-          </w:tblCellMar>
-        </w:tblPrEx>
         <w:tc>
           <w:tcPr>
             <w:tcW w:w="1800" w:type="dxa"/>
@@ -12158,12 +11564,6 @@
         </w:tc>
       </w:tr>
       <w:tr>
-        <w:tblPrEx>
-          <w:tblCellMar>
-            <w:top w:w="0" w:type="dxa"/>
-            <w:bottom w:w="0" w:type="dxa"/>
-          </w:tblCellMar>
-        </w:tblPrEx>
         <w:tc>
           <w:tcPr>
             <w:tcW w:w="1800" w:type="dxa"/>
@@ -12339,12 +11739,6 @@
         <w:gridCol w:w="9360"/>
       </w:tblGrid>
       <w:tr>
-        <w:tblPrEx>
-          <w:tblCellMar>
-            <w:top w:w="0" w:type="dxa"/>
-            <w:bottom w:w="0" w:type="dxa"/>
-          </w:tblCellMar>
-        </w:tblPrEx>
         <w:tc>
           <w:tcPr>
             <w:tcW w:w="9360" w:type="dxa"/>
@@ -12414,12 +11808,6 @@
         <w:gridCol w:w="9360"/>
       </w:tblGrid>
       <w:tr>
-        <w:tblPrEx>
-          <w:tblCellMar>
-            <w:top w:w="0" w:type="dxa"/>
-            <w:bottom w:w="0" w:type="dxa"/>
-          </w:tblCellMar>
-        </w:tblPrEx>
         <w:tc>
           <w:tcPr>
             <w:tcW w:w="9360" w:type="dxa"/>
@@ -12502,12 +11890,6 @@
         <w:gridCol w:w="9360"/>
       </w:tblGrid>
       <w:tr>
-        <w:tblPrEx>
-          <w:tblCellMar>
-            <w:top w:w="0" w:type="dxa"/>
-            <w:bottom w:w="0" w:type="dxa"/>
-          </w:tblCellMar>
-        </w:tblPrEx>
         <w:tc>
           <w:tcPr>
             <w:tcW w:w="9360" w:type="dxa"/>
@@ -12590,12 +11972,6 @@
         <w:gridCol w:w="9360"/>
       </w:tblGrid>
       <w:tr>
-        <w:tblPrEx>
-          <w:tblCellMar>
-            <w:top w:w="0" w:type="dxa"/>
-            <w:bottom w:w="0" w:type="dxa"/>
-          </w:tblCellMar>
-        </w:tblPrEx>
         <w:tc>
           <w:tcPr>
             <w:tcW w:w="9360" w:type="dxa"/>
@@ -12698,12 +12074,6 @@
         <w:gridCol w:w="4179"/>
       </w:tblGrid>
       <w:tr>
-        <w:tblPrEx>
-          <w:tblCellMar>
-            <w:top w:w="0" w:type="dxa"/>
-            <w:bottom w:w="0" w:type="dxa"/>
-          </w:tblCellMar>
-        </w:tblPrEx>
         <w:trPr>
           <w:tblHeader/>
         </w:trPr>
@@ -12829,12 +12199,6 @@
         </w:tc>
       </w:tr>
       <w:tr>
-        <w:tblPrEx>
-          <w:tblCellMar>
-            <w:top w:w="0" w:type="dxa"/>
-            <w:bottom w:w="0" w:type="dxa"/>
-          </w:tblCellMar>
-        </w:tblPrEx>
         <w:tc>
           <w:tcPr>
             <w:tcW w:w="600" w:type="dxa"/>
@@ -12949,12 +12313,6 @@
         </w:tc>
       </w:tr>
       <w:tr>
-        <w:tblPrEx>
-          <w:tblCellMar>
-            <w:top w:w="0" w:type="dxa"/>
-            <w:bottom w:w="0" w:type="dxa"/>
-          </w:tblCellMar>
-        </w:tblPrEx>
         <w:tc>
           <w:tcPr>
             <w:tcW w:w="600" w:type="dxa"/>
@@ -13069,12 +12427,6 @@
         </w:tc>
       </w:tr>
       <w:tr>
-        <w:tblPrEx>
-          <w:tblCellMar>
-            <w:top w:w="0" w:type="dxa"/>
-            <w:bottom w:w="0" w:type="dxa"/>
-          </w:tblCellMar>
-        </w:tblPrEx>
         <w:tc>
           <w:tcPr>
             <w:tcW w:w="600" w:type="dxa"/>
@@ -13189,12 +12541,6 @@
         </w:tc>
       </w:tr>
       <w:tr>
-        <w:tblPrEx>
-          <w:tblCellMar>
-            <w:top w:w="0" w:type="dxa"/>
-            <w:bottom w:w="0" w:type="dxa"/>
-          </w:tblCellMar>
-        </w:tblPrEx>
         <w:tc>
           <w:tcPr>
             <w:tcW w:w="600" w:type="dxa"/>
@@ -13309,12 +12655,6 @@
         </w:tc>
       </w:tr>
       <w:tr>
-        <w:tblPrEx>
-          <w:tblCellMar>
-            <w:top w:w="0" w:type="dxa"/>
-            <w:bottom w:w="0" w:type="dxa"/>
-          </w:tblCellMar>
-        </w:tblPrEx>
         <w:tc>
           <w:tcPr>
             <w:tcW w:w="600" w:type="dxa"/>
@@ -13429,12 +12769,6 @@
         </w:tc>
       </w:tr>
       <w:tr>
-        <w:tblPrEx>
-          <w:tblCellMar>
-            <w:top w:w="0" w:type="dxa"/>
-            <w:bottom w:w="0" w:type="dxa"/>
-          </w:tblCellMar>
-        </w:tblPrEx>
         <w:tc>
           <w:tcPr>
             <w:tcW w:w="600" w:type="dxa"/>
@@ -13549,12 +12883,6 @@
         </w:tc>
       </w:tr>
       <w:tr>
-        <w:tblPrEx>
-          <w:tblCellMar>
-            <w:top w:w="0" w:type="dxa"/>
-            <w:bottom w:w="0" w:type="dxa"/>
-          </w:tblCellMar>
-        </w:tblPrEx>
         <w:tc>
           <w:tcPr>
             <w:tcW w:w="600" w:type="dxa"/>
@@ -13669,12 +12997,6 @@
         </w:tc>
       </w:tr>
       <w:tr>
-        <w:tblPrEx>
-          <w:tblCellMar>
-            <w:top w:w="0" w:type="dxa"/>
-            <w:bottom w:w="0" w:type="dxa"/>
-          </w:tblCellMar>
-        </w:tblPrEx>
         <w:tc>
           <w:tcPr>
             <w:tcW w:w="600" w:type="dxa"/>
@@ -13825,12 +13147,6 @@
         <w:gridCol w:w="5203"/>
       </w:tblGrid>
       <w:tr>
-        <w:tblPrEx>
-          <w:tblCellMar>
-            <w:top w:w="0" w:type="dxa"/>
-            <w:bottom w:w="0" w:type="dxa"/>
-          </w:tblCellMar>
-        </w:tblPrEx>
         <w:trPr>
           <w:tblHeader/>
         </w:trPr>
@@ -13926,12 +13242,6 @@
         </w:tc>
       </w:tr>
       <w:tr>
-        <w:tblPrEx>
-          <w:tblCellMar>
-            <w:top w:w="0" w:type="dxa"/>
-            <w:bottom w:w="0" w:type="dxa"/>
-          </w:tblCellMar>
-        </w:tblPrEx>
         <w:tc>
           <w:tcPr>
             <w:tcW w:w="600" w:type="dxa"/>
@@ -14018,12 +13328,6 @@
         </w:tc>
       </w:tr>
       <w:tr>
-        <w:tblPrEx>
-          <w:tblCellMar>
-            <w:top w:w="0" w:type="dxa"/>
-            <w:bottom w:w="0" w:type="dxa"/>
-          </w:tblCellMar>
-        </w:tblPrEx>
         <w:tc>
           <w:tcPr>
             <w:tcW w:w="600" w:type="dxa"/>
@@ -14110,12 +13414,6 @@
         </w:tc>
       </w:tr>
       <w:tr>
-        <w:tblPrEx>
-          <w:tblCellMar>
-            <w:top w:w="0" w:type="dxa"/>
-            <w:bottom w:w="0" w:type="dxa"/>
-          </w:tblCellMar>
-        </w:tblPrEx>
         <w:tc>
           <w:tcPr>
             <w:tcW w:w="600" w:type="dxa"/>
@@ -14202,12 +13500,6 @@
         </w:tc>
       </w:tr>
       <w:tr>
-        <w:tblPrEx>
-          <w:tblCellMar>
-            <w:top w:w="0" w:type="dxa"/>
-            <w:bottom w:w="0" w:type="dxa"/>
-          </w:tblCellMar>
-        </w:tblPrEx>
         <w:tc>
           <w:tcPr>
             <w:tcW w:w="600" w:type="dxa"/>
@@ -14294,12 +13586,6 @@
         </w:tc>
       </w:tr>
       <w:tr>
-        <w:tblPrEx>
-          <w:tblCellMar>
-            <w:top w:w="0" w:type="dxa"/>
-            <w:bottom w:w="0" w:type="dxa"/>
-          </w:tblCellMar>
-        </w:tblPrEx>
         <w:tc>
           <w:tcPr>
             <w:tcW w:w="600" w:type="dxa"/>
@@ -14386,12 +13672,6 @@
         </w:tc>
       </w:tr>
       <w:tr>
-        <w:tblPrEx>
-          <w:tblCellMar>
-            <w:top w:w="0" w:type="dxa"/>
-            <w:bottom w:w="0" w:type="dxa"/>
-          </w:tblCellMar>
-        </w:tblPrEx>
         <w:tc>
           <w:tcPr>
             <w:tcW w:w="600" w:type="dxa"/>
@@ -14478,12 +13758,6 @@
         </w:tc>
       </w:tr>
       <w:tr>
-        <w:tblPrEx>
-          <w:tblCellMar>
-            <w:top w:w="0" w:type="dxa"/>
-            <w:bottom w:w="0" w:type="dxa"/>
-          </w:tblCellMar>
-        </w:tblPrEx>
         <w:tc>
           <w:tcPr>
             <w:tcW w:w="600" w:type="dxa"/>
@@ -14570,12 +13844,6 @@
         </w:tc>
       </w:tr>
       <w:tr>
-        <w:tblPrEx>
-          <w:tblCellMar>
-            <w:top w:w="0" w:type="dxa"/>
-            <w:bottom w:w="0" w:type="dxa"/>
-          </w:tblCellMar>
-        </w:tblPrEx>
         <w:tc>
           <w:tcPr>
             <w:tcW w:w="600" w:type="dxa"/>
@@ -14714,12 +13982,6 @@
         <w:gridCol w:w="3856"/>
       </w:tblGrid>
       <w:tr>
-        <w:tblPrEx>
-          <w:tblCellMar>
-            <w:top w:w="0" w:type="dxa"/>
-            <w:bottom w:w="0" w:type="dxa"/>
-          </w:tblCellMar>
-        </w:tblPrEx>
         <w:trPr>
           <w:tblHeader/>
         </w:trPr>
@@ -14875,12 +14137,6 @@
         </w:tc>
       </w:tr>
       <w:tr>
-        <w:tblPrEx>
-          <w:tblCellMar>
-            <w:top w:w="0" w:type="dxa"/>
-            <w:bottom w:w="0" w:type="dxa"/>
-          </w:tblCellMar>
-        </w:tblPrEx>
         <w:tc>
           <w:tcPr>
             <w:tcW w:w="600" w:type="dxa"/>
@@ -15023,12 +14279,6 @@
         </w:tc>
       </w:tr>
       <w:tr>
-        <w:tblPrEx>
-          <w:tblCellMar>
-            <w:top w:w="0" w:type="dxa"/>
-            <w:bottom w:w="0" w:type="dxa"/>
-          </w:tblCellMar>
-        </w:tblPrEx>
         <w:tc>
           <w:tcPr>
             <w:tcW w:w="600" w:type="dxa"/>
@@ -15171,12 +14421,6 @@
         </w:tc>
       </w:tr>
       <w:tr>
-        <w:tblPrEx>
-          <w:tblCellMar>
-            <w:top w:w="0" w:type="dxa"/>
-            <w:bottom w:w="0" w:type="dxa"/>
-          </w:tblCellMar>
-        </w:tblPrEx>
         <w:tc>
           <w:tcPr>
             <w:tcW w:w="600" w:type="dxa"/>
@@ -15319,12 +14563,6 @@
         </w:tc>
       </w:tr>
       <w:tr>
-        <w:tblPrEx>
-          <w:tblCellMar>
-            <w:top w:w="0" w:type="dxa"/>
-            <w:bottom w:w="0" w:type="dxa"/>
-          </w:tblCellMar>
-        </w:tblPrEx>
         <w:tc>
           <w:tcPr>
             <w:tcW w:w="600" w:type="dxa"/>
@@ -15467,12 +14705,6 @@
         </w:tc>
       </w:tr>
       <w:tr>
-        <w:tblPrEx>
-          <w:tblCellMar>
-            <w:top w:w="0" w:type="dxa"/>
-            <w:bottom w:w="0" w:type="dxa"/>
-          </w:tblCellMar>
-        </w:tblPrEx>
         <w:tc>
           <w:tcPr>
             <w:tcW w:w="600" w:type="dxa"/>
@@ -15615,12 +14847,6 @@
         </w:tc>
       </w:tr>
       <w:tr>
-        <w:tblPrEx>
-          <w:tblCellMar>
-            <w:top w:w="0" w:type="dxa"/>
-            <w:bottom w:w="0" w:type="dxa"/>
-          </w:tblCellMar>
-        </w:tblPrEx>
         <w:tc>
           <w:tcPr>
             <w:tcW w:w="600" w:type="dxa"/>
@@ -15814,12 +15040,6 @@
         <w:gridCol w:w="3960"/>
       </w:tblGrid>
       <w:tr>
-        <w:tblPrEx>
-          <w:tblCellMar>
-            <w:top w:w="0" w:type="dxa"/>
-            <w:bottom w:w="0" w:type="dxa"/>
-          </w:tblCellMar>
-        </w:tblPrEx>
         <w:trPr>
           <w:tblHeader/>
         </w:trPr>
@@ -15945,12 +15165,6 @@
         </w:tc>
       </w:tr>
       <w:tr>
-        <w:tblPrEx>
-          <w:tblCellMar>
-            <w:top w:w="0" w:type="dxa"/>
-            <w:bottom w:w="0" w:type="dxa"/>
-          </w:tblCellMar>
-        </w:tblPrEx>
         <w:tc>
           <w:tcPr>
             <w:tcW w:w="1800" w:type="dxa"/>
@@ -16065,12 +15279,6 @@
         </w:tc>
       </w:tr>
       <w:tr>
-        <w:tblPrEx>
-          <w:tblCellMar>
-            <w:top w:w="0" w:type="dxa"/>
-            <w:bottom w:w="0" w:type="dxa"/>
-          </w:tblCellMar>
-        </w:tblPrEx>
         <w:tc>
           <w:tcPr>
             <w:tcW w:w="1800" w:type="dxa"/>
@@ -16185,12 +15393,6 @@
         </w:tc>
       </w:tr>
       <w:tr>
-        <w:tblPrEx>
-          <w:tblCellMar>
-            <w:top w:w="0" w:type="dxa"/>
-            <w:bottom w:w="0" w:type="dxa"/>
-          </w:tblCellMar>
-        </w:tblPrEx>
         <w:tc>
           <w:tcPr>
             <w:tcW w:w="1800" w:type="dxa"/>
@@ -16305,12 +15507,6 @@
         </w:tc>
       </w:tr>
       <w:tr>
-        <w:tblPrEx>
-          <w:tblCellMar>
-            <w:top w:w="0" w:type="dxa"/>
-            <w:bottom w:w="0" w:type="dxa"/>
-          </w:tblCellMar>
-        </w:tblPrEx>
         <w:tc>
           <w:tcPr>
             <w:tcW w:w="1800" w:type="dxa"/>
@@ -16425,12 +15621,6 @@
         </w:tc>
       </w:tr>
       <w:tr>
-        <w:tblPrEx>
-          <w:tblCellMar>
-            <w:top w:w="0" w:type="dxa"/>
-            <w:bottom w:w="0" w:type="dxa"/>
-          </w:tblCellMar>
-        </w:tblPrEx>
         <w:tc>
           <w:tcPr>
             <w:tcW w:w="1800" w:type="dxa"/>
@@ -16545,12 +15735,6 @@
         </w:tc>
       </w:tr>
       <w:tr>
-        <w:tblPrEx>
-          <w:tblCellMar>
-            <w:top w:w="0" w:type="dxa"/>
-            <w:bottom w:w="0" w:type="dxa"/>
-          </w:tblCellMar>
-        </w:tblPrEx>
         <w:tc>
           <w:tcPr>
             <w:tcW w:w="1800" w:type="dxa"/>
@@ -16665,12 +15849,6 @@
         </w:tc>
       </w:tr>
       <w:tr>
-        <w:tblPrEx>
-          <w:tblCellMar>
-            <w:top w:w="0" w:type="dxa"/>
-            <w:bottom w:w="0" w:type="dxa"/>
-          </w:tblCellMar>
-        </w:tblPrEx>
         <w:tc>
           <w:tcPr>
             <w:tcW w:w="1800" w:type="dxa"/>
@@ -16838,12 +16016,6 @@
         <w:gridCol w:w="3860"/>
       </w:tblGrid>
       <w:tr>
-        <w:tblPrEx>
-          <w:tblCellMar>
-            <w:top w:w="0" w:type="dxa"/>
-            <w:bottom w:w="0" w:type="dxa"/>
-          </w:tblCellMar>
-        </w:tblPrEx>
         <w:trPr>
           <w:tblHeader/>
         </w:trPr>
@@ -16969,12 +16141,6 @@
         </w:tc>
       </w:tr>
       <w:tr>
-        <w:tblPrEx>
-          <w:tblCellMar>
-            <w:top w:w="0" w:type="dxa"/>
-            <w:bottom w:w="0" w:type="dxa"/>
-          </w:tblCellMar>
-        </w:tblPrEx>
         <w:tc>
           <w:tcPr>
             <w:tcW w:w="1500" w:type="dxa"/>
@@ -17089,12 +16255,6 @@
         </w:tc>
       </w:tr>
       <w:tr>
-        <w:tblPrEx>
-          <w:tblCellMar>
-            <w:top w:w="0" w:type="dxa"/>
-            <w:bottom w:w="0" w:type="dxa"/>
-          </w:tblCellMar>
-        </w:tblPrEx>
         <w:tc>
           <w:tcPr>
             <w:tcW w:w="1500" w:type="dxa"/>
@@ -17235,12 +16395,6 @@
         <w:gridCol w:w="9360"/>
       </w:tblGrid>
       <w:tr>
-        <w:tblPrEx>
-          <w:tblCellMar>
-            <w:top w:w="0" w:type="dxa"/>
-            <w:bottom w:w="0" w:type="dxa"/>
-          </w:tblCellMar>
-        </w:tblPrEx>
         <w:tc>
           <w:tcPr>
             <w:tcW w:w="9360" w:type="dxa"/>
@@ -17321,12 +16475,6 @@
         <w:gridCol w:w="2360"/>
       </w:tblGrid>
       <w:tr>
-        <w:tblPrEx>
-          <w:tblCellMar>
-            <w:top w:w="0" w:type="dxa"/>
-            <w:bottom w:w="0" w:type="dxa"/>
-          </w:tblCellMar>
-        </w:tblPrEx>
         <w:trPr>
           <w:tblHeader/>
         </w:trPr>
@@ -17452,12 +16600,6 @@
         </w:tc>
       </w:tr>
       <w:tr>
-        <w:tblPrEx>
-          <w:tblCellMar>
-            <w:top w:w="0" w:type="dxa"/>
-            <w:bottom w:w="0" w:type="dxa"/>
-          </w:tblCellMar>
-        </w:tblPrEx>
         <w:tc>
           <w:tcPr>
             <w:tcW w:w="2500" w:type="dxa"/>
@@ -17572,12 +16714,6 @@
         </w:tc>
       </w:tr>
       <w:tr>
-        <w:tblPrEx>
-          <w:tblCellMar>
-            <w:top w:w="0" w:type="dxa"/>
-            <w:bottom w:w="0" w:type="dxa"/>
-          </w:tblCellMar>
-        </w:tblPrEx>
         <w:tc>
           <w:tcPr>
             <w:tcW w:w="2500" w:type="dxa"/>
@@ -17692,12 +16828,6 @@
         </w:tc>
       </w:tr>
       <w:tr>
-        <w:tblPrEx>
-          <w:tblCellMar>
-            <w:top w:w="0" w:type="dxa"/>
-            <w:bottom w:w="0" w:type="dxa"/>
-          </w:tblCellMar>
-        </w:tblPrEx>
         <w:tc>
           <w:tcPr>
             <w:tcW w:w="2500" w:type="dxa"/>
@@ -18383,16 +17513,7 @@
       </w:pPr>
       <w:r>
         <w:lastRenderedPageBreak/>
-        <w:t>1</w:t>
-      </w:r>
-      <w:r>
-        <w:t>3</w:t>
-      </w:r>
-      <w:r>
-        <w:t xml:space="preserve">. </w:t>
-      </w:r>
-      <w:r>
-        <w:t xml:space="preserve">USECASE DIAGRAM TỔNG QUAN </w:t>
+        <w:t xml:space="preserve">13. USECASE DIAGRAM TỔNG QUAN </w:t>
       </w:r>
     </w:p>
     <w:p>
@@ -18498,51 +17619,33 @@
         <w:pStyle w:val="Heading1"/>
       </w:pPr>
       <w:r>
-        <w:t>1</w:t>
+        <w:t xml:space="preserve">14. SEQUENCE DIAGRAM </w:t>
+      </w:r>
+    </w:p>
+    <w:p>
+      <w:pPr>
+        <w:pStyle w:val="Heading2"/>
+      </w:pPr>
+      <w:r>
+        <w:t xml:space="preserve">14.1 </w:t>
       </w:r>
       <w:r>
-        <w:t>4</w:t>
+        <w:t>Khởi động ứng dụng</w:t>
       </w:r>
-      <w:r>
-        <w:t xml:space="preserve">. </w:t>
-      </w:r>
-      <w:r>
-        <w:t>SEQUENCE</w:t>
-      </w:r>
-      <w:r>
-        <w:t xml:space="preserve"> DIAGRAM </w:t>
-      </w:r>
     </w:p>
     <w:p>
       <w:pPr>
         <w:pStyle w:val="Heading2"/>
-      </w:pPr>
-      <w:r>
-        <w:t>1</w:t>
-      </w:r>
-      <w:r>
-        <w:t>4</w:t>
-      </w:r>
-      <w:r>
-        <w:t xml:space="preserve">.1 </w:t>
-      </w:r>
-      <w:r>
-        <w:t>Luồng Đăng Ký &amp; Phê Duyệt POI</w:t>
-      </w:r>
-    </w:p>
-    <w:p>
-      <w:pPr>
-        <w:pStyle w:val="Heading1"/>
       </w:pPr>
       <w:r>
         <w:rPr>
           <w:noProof/>
         </w:rPr>
         <w:drawing>
-          <wp:inline distT="0" distB="0" distL="0" distR="0" wp14:anchorId="6DE202AF" wp14:editId="3244D761">
-            <wp:extent cx="6172200" cy="4880610"/>
-            <wp:effectExtent l="0" t="0" r="0" b="0"/>
-            <wp:docPr id="70149495" name="Picture 2" descr="PlantUML diagram"/>
+          <wp:inline distT="0" distB="0" distL="0" distR="0" wp14:anchorId="3EE85525" wp14:editId="58559CD2">
+            <wp:extent cx="6172200" cy="3497580"/>
+            <wp:effectExtent l="0" t="0" r="0" b="7620"/>
+            <wp:docPr id="945413113" name="Picture 1" descr="PlantUML diagram"/>
             <wp:cNvGraphicFramePr>
               <a:graphicFrameLocks xmlns:a="http://schemas.openxmlformats.org/drawingml/2006/main" noChangeAspect="1"/>
             </wp:cNvGraphicFramePr>
@@ -18550,7 +17653,7 @@
               <a:graphicData uri="http://schemas.openxmlformats.org/drawingml/2006/picture">
                 <pic:pic xmlns:pic="http://schemas.openxmlformats.org/drawingml/2006/picture">
                   <pic:nvPicPr>
-                    <pic:cNvPr id="0" name="Picture 3" descr="PlantUML diagram"/>
+                    <pic:cNvPr id="0" name="Picture 1" descr="PlantUML diagram"/>
                     <pic:cNvPicPr>
                       <a:picLocks noChangeAspect="1" noChangeArrowheads="1"/>
                     </pic:cNvPicPr>
@@ -18571,7 +17674,7 @@
                   <pic:spPr bwMode="auto">
                     <a:xfrm>
                       <a:off x="0" y="0"/>
-                      <a:ext cx="6172200" cy="4880610"/>
+                      <a:ext cx="6172200" cy="3497580"/>
                     </a:xfrm>
                     <a:prstGeom prst="rect">
                       <a:avLst/>
@@ -18590,32 +17693,34 @@
     </w:p>
     <w:p>
       <w:pPr>
+        <w:pStyle w:val="Heading1"/>
+      </w:pPr>
+    </w:p>
+    <w:p>
+      <w:pPr>
         <w:pStyle w:val="Heading2"/>
       </w:pPr>
       <w:r>
-        <w:t>14.</w:t>
+        <w:t xml:space="preserve">14.2. </w:t>
       </w:r>
       <w:r>
-        <w:t>2.</w:t>
+        <w:t>Tìm POI gần vị trí (Search)</w:t>
       </w:r>
-      <w:r>
-        <w:t xml:space="preserve"> </w:t>
-      </w:r>
-      <w:r>
-        <w:t>Luồng Khách Du Lịch Nghe Thuyết Minh</w:t>
-      </w:r>
-    </w:p>
-    <w:p>
+    </w:p>
+    <w:p>
+      <w:pPr>
+        <w:pStyle w:val="Heading2"/>
+      </w:pPr>
       <w:r>
         <w:rPr>
           <w:noProof/>
         </w:rPr>
         <w:lastRenderedPageBreak/>
         <w:drawing>
-          <wp:inline distT="0" distB="0" distL="0" distR="0" wp14:anchorId="639F8B4B" wp14:editId="154D682C">
-            <wp:extent cx="6172200" cy="5234305"/>
-            <wp:effectExtent l="0" t="0" r="0" b="4445"/>
-            <wp:docPr id="919581347" name="Picture 3" descr="PlantUML diagram"/>
+          <wp:inline distT="0" distB="0" distL="0" distR="0" wp14:anchorId="308E388F" wp14:editId="4678D47B">
+            <wp:extent cx="6172200" cy="3329940"/>
+            <wp:effectExtent l="0" t="0" r="0" b="3810"/>
+            <wp:docPr id="1033209961" name="Picture 2" descr="PlantUML diagram"/>
             <wp:cNvGraphicFramePr>
               <a:graphicFrameLocks xmlns:a="http://schemas.openxmlformats.org/drawingml/2006/main" noChangeAspect="1"/>
             </wp:cNvGraphicFramePr>
@@ -18623,7 +17728,7 @@
               <a:graphicData uri="http://schemas.openxmlformats.org/drawingml/2006/picture">
                 <pic:pic xmlns:pic="http://schemas.openxmlformats.org/drawingml/2006/picture">
                   <pic:nvPicPr>
-                    <pic:cNvPr id="0" name="Picture 5" descr="PlantUML diagram"/>
+                    <pic:cNvPr id="0" name="Picture 3" descr="PlantUML diagram"/>
                     <pic:cNvPicPr>
                       <a:picLocks noChangeAspect="1" noChangeArrowheads="1"/>
                     </pic:cNvPicPr>
@@ -18644,7 +17749,7 @@
                   <pic:spPr bwMode="auto">
                     <a:xfrm>
                       <a:off x="0" y="0"/>
-                      <a:ext cx="6172200" cy="5234305"/>
+                      <a:ext cx="6172200" cy="3329940"/>
                     </a:xfrm>
                     <a:prstGeom prst="rect">
                       <a:avLst/>
@@ -18662,9 +17767,465 @@
       </w:r>
     </w:p>
     <w:p/>
+    <w:p>
+      <w:pPr>
+        <w:pStyle w:val="Heading2"/>
+      </w:pPr>
+      <w:r>
+        <w:t xml:space="preserve">14.2. </w:t>
+      </w:r>
+      <w:r>
+        <w:t>Xem thông tin &amp; Thuyết minh (TTS)</w:t>
+      </w:r>
+    </w:p>
+    <w:p>
+      <w:r>
+        <w:rPr>
+          <w:noProof/>
+        </w:rPr>
+        <w:lastRenderedPageBreak/>
+        <w:drawing>
+          <wp:inline distT="0" distB="0" distL="0" distR="0" wp14:anchorId="66D6A914" wp14:editId="258BFD0B">
+            <wp:extent cx="6316980" cy="4831080"/>
+            <wp:effectExtent l="0" t="0" r="7620" b="7620"/>
+            <wp:docPr id="1393813482" name="Picture 5" descr="PlantUML diagram"/>
+            <wp:cNvGraphicFramePr>
+              <a:graphicFrameLocks xmlns:a="http://schemas.openxmlformats.org/drawingml/2006/main" noChangeAspect="1"/>
+            </wp:cNvGraphicFramePr>
+            <a:graphic xmlns:a="http://schemas.openxmlformats.org/drawingml/2006/main">
+              <a:graphicData uri="http://schemas.openxmlformats.org/drawingml/2006/picture">
+                <pic:pic xmlns:pic="http://schemas.openxmlformats.org/drawingml/2006/picture">
+                  <pic:nvPicPr>
+                    <pic:cNvPr id="0" name="Picture 9" descr="PlantUML diagram"/>
+                    <pic:cNvPicPr>
+                      <a:picLocks noChangeAspect="1" noChangeArrowheads="1"/>
+                    </pic:cNvPicPr>
+                  </pic:nvPicPr>
+                  <pic:blipFill>
+                    <a:blip r:embed="rId10">
+                      <a:extLst>
+                        <a:ext uri="{28A0092B-C50C-407E-A947-70E740481C1C}">
+                          <a14:useLocalDpi xmlns:a14="http://schemas.microsoft.com/office/drawing/2010/main" val="0"/>
+                        </a:ext>
+                      </a:extLst>
+                    </a:blip>
+                    <a:srcRect/>
+                    <a:stretch>
+                      <a:fillRect/>
+                    </a:stretch>
+                  </pic:blipFill>
+                  <pic:spPr bwMode="auto">
+                    <a:xfrm>
+                      <a:off x="0" y="0"/>
+                      <a:ext cx="6316980" cy="4831080"/>
+                    </a:xfrm>
+                    <a:prstGeom prst="rect">
+                      <a:avLst/>
+                    </a:prstGeom>
+                    <a:noFill/>
+                    <a:ln>
+                      <a:noFill/>
+                    </a:ln>
+                  </pic:spPr>
+                </pic:pic>
+              </a:graphicData>
+            </a:graphic>
+          </wp:inline>
+        </w:drawing>
+      </w:r>
+    </w:p>
+    <w:p/>
+    <w:p/>
+    <w:p>
+      <w:pPr>
+        <w:pStyle w:val="Heading2"/>
+      </w:pPr>
+      <w:r>
+        <w:t>14.</w:t>
+      </w:r>
+      <w:r>
+        <w:t>3</w:t>
+      </w:r>
+      <w:r>
+        <w:t xml:space="preserve">. </w:t>
+      </w:r>
+      <w:r>
+        <w:t>Đăng nhập của Admin</w:t>
+      </w:r>
+    </w:p>
+    <w:p>
+      <w:pPr>
+        <w:pStyle w:val="Heading2"/>
+      </w:pPr>
+      <w:r>
+        <w:rPr>
+          <w:noProof/>
+        </w:rPr>
+        <w:lastRenderedPageBreak/>
+        <w:drawing>
+          <wp:inline distT="0" distB="0" distL="0" distR="0" wp14:anchorId="4AB0B8E1" wp14:editId="7A521E78">
+            <wp:extent cx="6172200" cy="4366260"/>
+            <wp:effectExtent l="0" t="0" r="0" b="0"/>
+            <wp:docPr id="1911844250" name="Picture 6" descr="PlantUML diagram"/>
+            <wp:cNvGraphicFramePr>
+              <a:graphicFrameLocks xmlns:a="http://schemas.openxmlformats.org/drawingml/2006/main" noChangeAspect="1"/>
+            </wp:cNvGraphicFramePr>
+            <a:graphic xmlns:a="http://schemas.openxmlformats.org/drawingml/2006/main">
+              <a:graphicData uri="http://schemas.openxmlformats.org/drawingml/2006/picture">
+                <pic:pic xmlns:pic="http://schemas.openxmlformats.org/drawingml/2006/picture">
+                  <pic:nvPicPr>
+                    <pic:cNvPr id="0" name="Picture 11" descr="PlantUML diagram"/>
+                    <pic:cNvPicPr>
+                      <a:picLocks noChangeAspect="1" noChangeArrowheads="1"/>
+                    </pic:cNvPicPr>
+                  </pic:nvPicPr>
+                  <pic:blipFill>
+                    <a:blip r:embed="rId11">
+                      <a:extLst>
+                        <a:ext uri="{28A0092B-C50C-407E-A947-70E740481C1C}">
+                          <a14:useLocalDpi xmlns:a14="http://schemas.microsoft.com/office/drawing/2010/main" val="0"/>
+                        </a:ext>
+                      </a:extLst>
+                    </a:blip>
+                    <a:srcRect/>
+                    <a:stretch>
+                      <a:fillRect/>
+                    </a:stretch>
+                  </pic:blipFill>
+                  <pic:spPr bwMode="auto">
+                    <a:xfrm>
+                      <a:off x="0" y="0"/>
+                      <a:ext cx="6172200" cy="4366260"/>
+                    </a:xfrm>
+                    <a:prstGeom prst="rect">
+                      <a:avLst/>
+                    </a:prstGeom>
+                    <a:noFill/>
+                    <a:ln>
+                      <a:noFill/>
+                    </a:ln>
+                  </pic:spPr>
+                </pic:pic>
+              </a:graphicData>
+            </a:graphic>
+          </wp:inline>
+        </w:drawing>
+      </w:r>
+    </w:p>
+    <w:p>
+      <w:pPr>
+        <w:pStyle w:val="Heading2"/>
+      </w:pPr>
+    </w:p>
+    <w:p>
+      <w:pPr>
+        <w:pStyle w:val="Heading2"/>
+      </w:pPr>
+      <w:r>
+        <w:t>14.</w:t>
+      </w:r>
+      <w:r>
+        <w:t>4</w:t>
+      </w:r>
+      <w:r>
+        <w:t xml:space="preserve">. </w:t>
+      </w:r>
+      <w:r>
+        <w:t>Admin - Duyệt / Từ chối POI Request</w:t>
+      </w:r>
+    </w:p>
+    <w:p>
+      <w:pPr>
+        <w:pStyle w:val="Heading2"/>
+      </w:pPr>
+      <w:r>
+        <w:rPr>
+          <w:noProof/>
+        </w:rPr>
+        <w:lastRenderedPageBreak/>
+        <w:drawing>
+          <wp:inline distT="0" distB="0" distL="0" distR="0" wp14:anchorId="1906279A" wp14:editId="4617370A">
+            <wp:extent cx="6172200" cy="5732145"/>
+            <wp:effectExtent l="0" t="0" r="0" b="1905"/>
+            <wp:docPr id="1743443249" name="Picture 7" descr="PlantUML diagram"/>
+            <wp:cNvGraphicFramePr>
+              <a:graphicFrameLocks xmlns:a="http://schemas.openxmlformats.org/drawingml/2006/main" noChangeAspect="1"/>
+            </wp:cNvGraphicFramePr>
+            <a:graphic xmlns:a="http://schemas.openxmlformats.org/drawingml/2006/main">
+              <a:graphicData uri="http://schemas.openxmlformats.org/drawingml/2006/picture">
+                <pic:pic xmlns:pic="http://schemas.openxmlformats.org/drawingml/2006/picture">
+                  <pic:nvPicPr>
+                    <pic:cNvPr id="0" name="Picture 13" descr="PlantUML diagram"/>
+                    <pic:cNvPicPr>
+                      <a:picLocks noChangeAspect="1" noChangeArrowheads="1"/>
+                    </pic:cNvPicPr>
+                  </pic:nvPicPr>
+                  <pic:blipFill>
+                    <a:blip r:embed="rId12">
+                      <a:extLst>
+                        <a:ext uri="{28A0092B-C50C-407E-A947-70E740481C1C}">
+                          <a14:useLocalDpi xmlns:a14="http://schemas.microsoft.com/office/drawing/2010/main" val="0"/>
+                        </a:ext>
+                      </a:extLst>
+                    </a:blip>
+                    <a:srcRect/>
+                    <a:stretch>
+                      <a:fillRect/>
+                    </a:stretch>
+                  </pic:blipFill>
+                  <pic:spPr bwMode="auto">
+                    <a:xfrm>
+                      <a:off x="0" y="0"/>
+                      <a:ext cx="6172200" cy="5732145"/>
+                    </a:xfrm>
+                    <a:prstGeom prst="rect">
+                      <a:avLst/>
+                    </a:prstGeom>
+                    <a:noFill/>
+                    <a:ln>
+                      <a:noFill/>
+                    </a:ln>
+                  </pic:spPr>
+                </pic:pic>
+              </a:graphicData>
+            </a:graphic>
+          </wp:inline>
+        </w:drawing>
+      </w:r>
+    </w:p>
+    <w:p>
+      <w:pPr>
+        <w:pStyle w:val="Heading2"/>
+      </w:pPr>
+      <w:r>
+        <w:t>14.</w:t>
+      </w:r>
+      <w:r>
+        <w:t>5</w:t>
+      </w:r>
+      <w:r>
+        <w:t xml:space="preserve">. </w:t>
+      </w:r>
+      <w:r>
+        <w:t>Admin - Quản lý POI (CRUD)</w:t>
+      </w:r>
+    </w:p>
+    <w:p>
+      <w:pPr>
+        <w:pStyle w:val="Heading2"/>
+      </w:pPr>
+      <w:r>
+        <w:rPr>
+          <w:noProof/>
+        </w:rPr>
+        <w:lastRenderedPageBreak/>
+        <w:drawing>
+          <wp:inline distT="0" distB="0" distL="0" distR="0" wp14:anchorId="3BEC8778" wp14:editId="63A131C5">
+            <wp:extent cx="5806440" cy="6164580"/>
+            <wp:effectExtent l="0" t="0" r="3810" b="7620"/>
+            <wp:docPr id="1262671685" name="Picture 8" descr="PlantUML diagram"/>
+            <wp:cNvGraphicFramePr>
+              <a:graphicFrameLocks xmlns:a="http://schemas.openxmlformats.org/drawingml/2006/main" noChangeAspect="1"/>
+            </wp:cNvGraphicFramePr>
+            <a:graphic xmlns:a="http://schemas.openxmlformats.org/drawingml/2006/main">
+              <a:graphicData uri="http://schemas.openxmlformats.org/drawingml/2006/picture">
+                <pic:pic xmlns:pic="http://schemas.openxmlformats.org/drawingml/2006/picture">
+                  <pic:nvPicPr>
+                    <pic:cNvPr id="0" name="Picture 15" descr="PlantUML diagram"/>
+                    <pic:cNvPicPr>
+                      <a:picLocks noChangeAspect="1" noChangeArrowheads="1"/>
+                    </pic:cNvPicPr>
+                  </pic:nvPicPr>
+                  <pic:blipFill>
+                    <a:blip r:embed="rId13">
+                      <a:extLst>
+                        <a:ext uri="{28A0092B-C50C-407E-A947-70E740481C1C}">
+                          <a14:useLocalDpi xmlns:a14="http://schemas.microsoft.com/office/drawing/2010/main" val="0"/>
+                        </a:ext>
+                      </a:extLst>
+                    </a:blip>
+                    <a:srcRect/>
+                    <a:stretch>
+                      <a:fillRect/>
+                    </a:stretch>
+                  </pic:blipFill>
+                  <pic:spPr bwMode="auto">
+                    <a:xfrm>
+                      <a:off x="0" y="0"/>
+                      <a:ext cx="5806440" cy="6164580"/>
+                    </a:xfrm>
+                    <a:prstGeom prst="rect">
+                      <a:avLst/>
+                    </a:prstGeom>
+                    <a:noFill/>
+                    <a:ln>
+                      <a:noFill/>
+                    </a:ln>
+                  </pic:spPr>
+                </pic:pic>
+              </a:graphicData>
+            </a:graphic>
+          </wp:inline>
+        </w:drawing>
+      </w:r>
+    </w:p>
+    <w:p>
+      <w:pPr>
+        <w:pStyle w:val="Heading2"/>
+      </w:pPr>
+      <w:r>
+        <w:t>14.</w:t>
+      </w:r>
+      <w:r>
+        <w:t>6</w:t>
+      </w:r>
+      <w:r>
+        <w:t xml:space="preserve">. </w:t>
+      </w:r>
+      <w:r>
+        <w:t>POI Owner - Đăng ký tài khoản</w:t>
+      </w:r>
+    </w:p>
+    <w:p>
+      <w:pPr>
+        <w:pStyle w:val="Heading2"/>
+      </w:pPr>
+      <w:r>
+        <w:rPr>
+          <w:noProof/>
+        </w:rPr>
+        <w:lastRenderedPageBreak/>
+        <w:drawing>
+          <wp:inline distT="0" distB="0" distL="0" distR="0" wp14:anchorId="53735C29" wp14:editId="42742405">
+            <wp:extent cx="6012180" cy="4069080"/>
+            <wp:effectExtent l="0" t="0" r="7620" b="7620"/>
+            <wp:docPr id="41928272" name="Picture 9" descr="PlantUML diagram"/>
+            <wp:cNvGraphicFramePr>
+              <a:graphicFrameLocks xmlns:a="http://schemas.openxmlformats.org/drawingml/2006/main" noChangeAspect="1"/>
+            </wp:cNvGraphicFramePr>
+            <a:graphic xmlns:a="http://schemas.openxmlformats.org/drawingml/2006/main">
+              <a:graphicData uri="http://schemas.openxmlformats.org/drawingml/2006/picture">
+                <pic:pic xmlns:pic="http://schemas.openxmlformats.org/drawingml/2006/picture">
+                  <pic:nvPicPr>
+                    <pic:cNvPr id="0" name="Picture 17" descr="PlantUML diagram"/>
+                    <pic:cNvPicPr>
+                      <a:picLocks noChangeAspect="1" noChangeArrowheads="1"/>
+                    </pic:cNvPicPr>
+                  </pic:nvPicPr>
+                  <pic:blipFill>
+                    <a:blip r:embed="rId14">
+                      <a:extLst>
+                        <a:ext uri="{28A0092B-C50C-407E-A947-70E740481C1C}">
+                          <a14:useLocalDpi xmlns:a14="http://schemas.microsoft.com/office/drawing/2010/main" val="0"/>
+                        </a:ext>
+                      </a:extLst>
+                    </a:blip>
+                    <a:srcRect/>
+                    <a:stretch>
+                      <a:fillRect/>
+                    </a:stretch>
+                  </pic:blipFill>
+                  <pic:spPr bwMode="auto">
+                    <a:xfrm>
+                      <a:off x="0" y="0"/>
+                      <a:ext cx="6012180" cy="4069080"/>
+                    </a:xfrm>
+                    <a:prstGeom prst="rect">
+                      <a:avLst/>
+                    </a:prstGeom>
+                    <a:noFill/>
+                    <a:ln>
+                      <a:noFill/>
+                    </a:ln>
+                  </pic:spPr>
+                </pic:pic>
+              </a:graphicData>
+            </a:graphic>
+          </wp:inline>
+        </w:drawing>
+      </w:r>
+    </w:p>
+    <w:p>
+      <w:pPr>
+        <w:pStyle w:val="Heading2"/>
+      </w:pPr>
+      <w:r>
+        <w:t>14.</w:t>
+      </w:r>
+      <w:r>
+        <w:t xml:space="preserve">7. </w:t>
+      </w:r>
+      <w:r>
+        <w:t>POI Owner - Đăng nhập &amp; Tạo yêu cầu POI</w:t>
+      </w:r>
+    </w:p>
+    <w:p>
+      <w:pPr>
+        <w:pStyle w:val="Heading2"/>
+      </w:pPr>
+      <w:r>
+        <w:rPr>
+          <w:noProof/>
+        </w:rPr>
+        <w:lastRenderedPageBreak/>
+        <w:drawing>
+          <wp:inline distT="0" distB="0" distL="0" distR="0" wp14:anchorId="19A216F3" wp14:editId="09251613">
+            <wp:extent cx="6172200" cy="5899785"/>
+            <wp:effectExtent l="0" t="0" r="0" b="5715"/>
+            <wp:docPr id="1690073672" name="Picture 10" descr="PlantUML diagram"/>
+            <wp:cNvGraphicFramePr>
+              <a:graphicFrameLocks xmlns:a="http://schemas.openxmlformats.org/drawingml/2006/main" noChangeAspect="1"/>
+            </wp:cNvGraphicFramePr>
+            <a:graphic xmlns:a="http://schemas.openxmlformats.org/drawingml/2006/main">
+              <a:graphicData uri="http://schemas.openxmlformats.org/drawingml/2006/picture">
+                <pic:pic xmlns:pic="http://schemas.openxmlformats.org/drawingml/2006/picture">
+                  <pic:nvPicPr>
+                    <pic:cNvPr id="0" name="Picture 19" descr="PlantUML diagram"/>
+                    <pic:cNvPicPr>
+                      <a:picLocks noChangeAspect="1" noChangeArrowheads="1"/>
+                    </pic:cNvPicPr>
+                  </pic:nvPicPr>
+                  <pic:blipFill>
+                    <a:blip r:embed="rId15">
+                      <a:extLst>
+                        <a:ext uri="{28A0092B-C50C-407E-A947-70E740481C1C}">
+                          <a14:useLocalDpi xmlns:a14="http://schemas.microsoft.com/office/drawing/2010/main" val="0"/>
+                        </a:ext>
+                      </a:extLst>
+                    </a:blip>
+                    <a:srcRect/>
+                    <a:stretch>
+                      <a:fillRect/>
+                    </a:stretch>
+                  </pic:blipFill>
+                  <pic:spPr bwMode="auto">
+                    <a:xfrm>
+                      <a:off x="0" y="0"/>
+                      <a:ext cx="6172200" cy="5899785"/>
+                    </a:xfrm>
+                    <a:prstGeom prst="rect">
+                      <a:avLst/>
+                    </a:prstGeom>
+                    <a:noFill/>
+                    <a:ln>
+                      <a:noFill/>
+                    </a:ln>
+                  </pic:spPr>
+                </pic:pic>
+              </a:graphicData>
+            </a:graphic>
+          </wp:inline>
+        </w:drawing>
+      </w:r>
+    </w:p>
+    <w:p>
+      <w:pPr>
+        <w:pStyle w:val="Heading2"/>
+      </w:pPr>
+    </w:p>
     <w:sectPr>
-      <w:headerReference w:type="default" r:id="rId10"/>
-      <w:footerReference w:type="default" r:id="rId11"/>
+      <w:headerReference w:type="default" r:id="rId16"/>
+      <w:footerReference w:type="default" r:id="rId17"/>
       <w:pgSz w:w="12240" w:h="15840"/>
       <w:pgMar w:top="1440" w:right="1260" w:bottom="1440" w:left="1260" w:header="708" w:footer="708" w:gutter="0"/>
       <w:cols w:space="720"/>
